--- a/resume.docx
+++ b/resume.docx
@@ -2,12 +2,13 @@
 <file path=word/document.xml><?xml version="1.0" encoding="utf-8"?>
 <w:document xmlns:mc="http://schemas.openxmlformats.org/markup-compatibility/2006" xmlns:o="urn:schemas-microsoft-com:office:office" xmlns:r="http://schemas.openxmlformats.org/officeDocument/2006/relationships" xmlns:m="http://schemas.openxmlformats.org/officeDocument/2006/math" xmlns:v="urn:schemas-microsoft-com:vml" xmlns:wp="http://schemas.openxmlformats.org/drawingml/2006/wordprocessingDrawing" xmlns:w10="urn:schemas-microsoft-com:office:word" xmlns:w="http://schemas.openxmlformats.org/wordprocessingml/2006/main" xmlns:wne="http://schemas.microsoft.com/office/word/2006/wordml" xmlns:sl="http://schemas.openxmlformats.org/schemaLibrary/2006/main" xmlns:a="http://schemas.openxmlformats.org/drawingml/2006/main" xmlns:pic="http://schemas.openxmlformats.org/drawingml/2006/picture" xmlns:c="http://schemas.openxmlformats.org/drawingml/2006/chart" xmlns:lc="http://schemas.openxmlformats.org/drawingml/2006/lockedCanvas" xmlns:dgm="http://schemas.openxmlformats.org/drawingml/2006/diagram" xmlns:wps="http://schemas.microsoft.com/office/word/2010/wordprocessingShape" xmlns:wpg="http://schemas.microsoft.com/office/word/2010/wordprocessingGroup" xmlns:w14="http://schemas.microsoft.com/office/word/2010/wordml" xmlns:w15="http://schemas.microsoft.com/office/word/2012/wordml" xmlns:w16="http://schemas.microsoft.com/office/word/2018/wordml" xmlns:w16cex="http://schemas.microsoft.com/office/word/2018/wordml/cex" xmlns:w16cid="http://schemas.microsoft.com/office/word/2016/wordml/cid" xmlns="http://schemas.microsoft.com/office/tasks/2019/documenttasks" xmlns:cr="http://schemas.microsoft.com/office/comments/2020/reactions">
   <w:body>
-    <w:bookmarkStart w:colFirst="0" w:colLast="0" w:name="34jt7jr1sd1" w:id="0"/>
+    <w:bookmarkStart w:colFirst="0" w:colLast="0" w:name="lxu0sy1saic2" w:id="0"/>
     <w:bookmarkEnd w:id="0"/>
     <w:p>
       <w:pPr>
         <w:pStyle w:val="Title"/>
         <w:tabs>
+          <w:tab w:val="right" w:leader="none" w:pos="10800"/>
           <w:tab w:val="right" w:leader="none" w:pos="10800"/>
         </w:tabs>
         <w:rPr>
@@ -314,9 +315,9 @@
         <w:t xml:space="preserve">Engineering leader with over a decade of experience building and scaling full-stack products, managing globally distributed teams, and launching AI-integrated systems from the ground up. Combines deep technical proficiency in backend architecture, modern web frameworks, and API design with a people-first approach to mentorship, team development, and cross-functional collaboration. </w:t>
       </w:r>
     </w:p>
-    <w:bookmarkStart w:colFirst="0" w:colLast="0" w:name="lz1efi18c60s" w:id="1"/>
+    <w:bookmarkStart w:colFirst="0" w:colLast="0" w:name="3h9d3z83vrls" w:id="1"/>
     <w:bookmarkEnd w:id="1"/>
-    <w:bookmarkStart w:colFirst="0" w:colLast="0" w:name="7esnmilnu43x" w:id="2"/>
+    <w:bookmarkStart w:colFirst="0" w:colLast="0" w:name="tx4wl5a03i7g" w:id="2"/>
     <w:bookmarkEnd w:id="2"/>
     <w:p>
       <w:pPr>
@@ -568,6 +569,11 @@
         </w:rPr>
         <w:t xml:space="preserve">, managing a 10-person global team and delivering key previews at GitHub Universe 2024 and Microsoft Build 2025.</w:t>
       </w:r>
+      <w:r>
+        <w:rPr>
+          <w:rtl w:val="0"/>
+        </w:rPr>
+      </w:r>
     </w:p>
     <w:p>
       <w:pPr>
@@ -636,6 +642,11 @@
         </w:rPr>
         <w:t xml:space="preserve">, including Issue Summarization and PR integration.</w:t>
       </w:r>
+      <w:r>
+        <w:rPr>
+          <w:rtl w:val="0"/>
+        </w:rPr>
+      </w:r>
     </w:p>
     <w:p>
       <w:pPr>
@@ -704,6 +715,11 @@
         </w:rPr>
         <w:t xml:space="preserve"> to reduce burnout and boost morale, later adopted across multiple teams.</w:t>
       </w:r>
+      <w:r>
+        <w:rPr>
+          <w:rtl w:val="0"/>
+        </w:rPr>
+      </w:r>
     </w:p>
     <w:p>
       <w:pPr>
@@ -722,9 +738,9 @@
         <w:t xml:space="preserve">Professional Experience</w:t>
       </w:r>
     </w:p>
-    <w:bookmarkStart w:colFirst="0" w:colLast="0" w:name="sxatxc3eg2ql" w:id="3"/>
+    <w:bookmarkStart w:colFirst="0" w:colLast="0" w:name="kampcp97av8u" w:id="3"/>
     <w:bookmarkEnd w:id="3"/>
-    <w:bookmarkStart w:colFirst="0" w:colLast="0" w:name="sf7lg44ylfoe" w:id="4"/>
+    <w:bookmarkStart w:colFirst="0" w:colLast="0" w:name="51xr1cnkc0xz" w:id="4"/>
     <w:bookmarkEnd w:id="4"/>
     <w:p>
       <w:pPr>
@@ -740,7 +756,7 @@
           <w:szCs w:val="20"/>
         </w:rPr>
       </w:pPr>
-      <w:bookmarkStart w:colFirst="0" w:colLast="0" w:name="_carkqv2dewgp" w:id="5"/>
+      <w:bookmarkStart w:colFirst="0" w:colLast="0" w:name="_dyl7b1wk9pey" w:id="5"/>
       <w:bookmarkEnd w:id="5"/>
       <w:r>
         <w:rPr>
@@ -825,7 +841,6 @@
         <w:ind w:left="720" w:right="0" w:hanging="360"/>
         <w:jc w:val="left"/>
         <w:rPr>
-          <w:rFonts w:ascii="Montserrat" w:cs="Montserrat" w:eastAsia="Montserrat" w:hAnsi="Montserrat"/>
           <w:i w:val="0"/>
           <w:smallCaps w:val="0"/>
           <w:strike w:val="0"/>
@@ -851,6 +866,11 @@
           <w:rtl w:val="0"/>
         </w:rPr>
         <w:t xml:space="preserve">Directed end-to-end development of GitHub Copilot capabilities featured at GitHub Universe, including Issue Summarization and Pull Request integration, by coordinating a 7-person team.</w:t>
+      </w:r>
+      <w:r>
+        <w:rPr>
+          <w:rtl w:val="0"/>
+        </w:rPr>
       </w:r>
     </w:p>
     <w:p>
@@ -875,7 +895,6 @@
         <w:ind w:left="720" w:right="0" w:hanging="360"/>
         <w:jc w:val="left"/>
         <w:rPr>
-          <w:rFonts w:ascii="Montserrat" w:cs="Montserrat" w:eastAsia="Montserrat" w:hAnsi="Montserrat"/>
           <w:i w:val="0"/>
           <w:smallCaps w:val="0"/>
           <w:strike w:val="0"/>
@@ -901,6 +920,11 @@
           <w:rtl w:val="0"/>
         </w:rPr>
         <w:t xml:space="preserve">Reorganized team during Copilot for PRs rollout, preserving delivery timelines and team engagement throughout the transition.</w:t>
+      </w:r>
+      <w:r>
+        <w:rPr>
+          <w:rtl w:val="0"/>
+        </w:rPr>
       </w:r>
     </w:p>
     <w:p>
@@ -925,7 +949,6 @@
         <w:ind w:left="720" w:right="0" w:hanging="360"/>
         <w:jc w:val="left"/>
         <w:rPr>
-          <w:rFonts w:ascii="Montserrat" w:cs="Montserrat" w:eastAsia="Montserrat" w:hAnsi="Montserrat"/>
           <w:i w:val="0"/>
           <w:smallCaps w:val="0"/>
           <w:strike w:val="0"/>
@@ -951,6 +974,11 @@
           <w:rtl w:val="0"/>
         </w:rPr>
         <w:t xml:space="preserve">Built and led a new 10-member engineering team across North America and APAC to develop GitHub Models, a product distinct from Copilot.</w:t>
+      </w:r>
+      <w:r>
+        <w:rPr>
+          <w:rtl w:val="0"/>
+        </w:rPr>
       </w:r>
     </w:p>
     <w:p>
@@ -975,7 +1003,6 @@
         <w:ind w:left="720" w:right="0" w:hanging="360"/>
         <w:jc w:val="left"/>
         <w:rPr>
-          <w:rFonts w:ascii="Montserrat" w:cs="Montserrat" w:eastAsia="Montserrat" w:hAnsi="Montserrat"/>
           <w:i w:val="0"/>
           <w:smallCaps w:val="0"/>
           <w:strike w:val="0"/>
@@ -1001,6 +1028,11 @@
           <w:rtl w:val="0"/>
         </w:rPr>
         <w:t xml:space="preserve">Spearheaded the initial public preview of GitHub Models at Universe 2024, followed by its integration into repositories and launch at Microsoft Build 2025.</w:t>
+      </w:r>
+      <w:r>
+        <w:rPr>
+          <w:rtl w:val="0"/>
+        </w:rPr>
       </w:r>
     </w:p>
     <w:p>
@@ -1025,7 +1057,6 @@
         <w:ind w:left="720" w:right="0" w:hanging="360"/>
         <w:jc w:val="left"/>
         <w:rPr>
-          <w:rFonts w:ascii="Montserrat" w:cs="Montserrat" w:eastAsia="Montserrat" w:hAnsi="Montserrat"/>
           <w:i w:val="0"/>
           <w:smallCaps w:val="0"/>
           <w:strike w:val="0"/>
@@ -1051,6 +1082,11 @@
           <w:rtl w:val="0"/>
         </w:rPr>
         <w:t xml:space="preserve">Managed a team of 9 engineers across three concurrent projects, guiding technical direction and enabling collaboration with product and design stakeholders.</w:t>
+      </w:r>
+      <w:r>
+        <w:rPr>
+          <w:rtl w:val="0"/>
+        </w:rPr>
       </w:r>
     </w:p>
     <w:p>
@@ -1075,7 +1111,6 @@
         <w:ind w:left="720" w:right="0" w:hanging="360"/>
         <w:jc w:val="left"/>
         <w:rPr>
-          <w:rFonts w:ascii="Montserrat" w:cs="Montserrat" w:eastAsia="Montserrat" w:hAnsi="Montserrat"/>
           <w:i w:val="0"/>
           <w:smallCaps w:val="0"/>
           <w:strike w:val="0"/>
@@ -1102,8 +1137,13 @@
         </w:rPr>
         <w:t xml:space="preserve">Provided mentorship that led to the promotion of two engineers from SE3 to Senior Engineer by supporting goal-setting, skills development, and performance planning.</w:t>
       </w:r>
-    </w:p>
-    <w:bookmarkStart w:colFirst="0" w:colLast="0" w:name="t7la35xklcff" w:id="6"/>
+      <w:r>
+        <w:rPr>
+          <w:rtl w:val="0"/>
+        </w:rPr>
+      </w:r>
+    </w:p>
+    <w:bookmarkStart w:colFirst="0" w:colLast="0" w:name="8zymb69j4e4u" w:id="6"/>
     <w:bookmarkEnd w:id="6"/>
     <w:p>
       <w:pPr>
@@ -1185,7 +1225,6 @@
         <w:ind w:left="720" w:right="0" w:hanging="360"/>
         <w:jc w:val="left"/>
         <w:rPr>
-          <w:rFonts w:ascii="Montserrat" w:cs="Montserrat" w:eastAsia="Montserrat" w:hAnsi="Montserrat"/>
           <w:i w:val="0"/>
           <w:smallCaps w:val="0"/>
           <w:strike w:val="0"/>
@@ -1211,6 +1250,11 @@
           <w:rtl w:val="0"/>
         </w:rPr>
         <w:t xml:space="preserve">Designed and implemented a pilot engineering rotation program to reduce fatigue and improve engagement, adopted across multiple teams after initial success.</w:t>
+      </w:r>
+      <w:r>
+        <w:rPr>
+          <w:rtl w:val="0"/>
+        </w:rPr>
       </w:r>
     </w:p>
     <w:p>
@@ -1235,7 +1279,6 @@
         <w:ind w:left="720" w:right="0" w:hanging="360"/>
         <w:jc w:val="left"/>
         <w:rPr>
-          <w:rFonts w:ascii="Montserrat" w:cs="Montserrat" w:eastAsia="Montserrat" w:hAnsi="Montserrat"/>
           <w:i w:val="0"/>
           <w:smallCaps w:val="0"/>
           <w:strike w:val="0"/>
@@ -1261,6 +1304,11 @@
           <w:rtl w:val="0"/>
         </w:rPr>
         <w:t xml:space="preserve">Established the blueprint for organizing company-wide hackathons, leveraging lessons from successful departmental events to influence GitHub’s broader approach.</w:t>
+      </w:r>
+      <w:r>
+        <w:rPr>
+          <w:rtl w:val="0"/>
+        </w:rPr>
       </w:r>
     </w:p>
     <w:p>
@@ -1285,7 +1333,6 @@
         <w:ind w:left="720" w:right="0" w:hanging="360"/>
         <w:jc w:val="left"/>
         <w:rPr>
-          <w:rFonts w:ascii="Montserrat" w:cs="Montserrat" w:eastAsia="Montserrat" w:hAnsi="Montserrat"/>
           <w:i w:val="0"/>
           <w:smallCaps w:val="0"/>
           <w:strike w:val="0"/>
@@ -1311,6 +1358,11 @@
           <w:rtl w:val="0"/>
         </w:rPr>
         <w:t xml:space="preserve">Collaborated with the GitHub Sponsors team to launch a Patreon integration, expanding funding options for open-source creators directly through the platform.</w:t>
+      </w:r>
+      <w:r>
+        <w:rPr>
+          <w:rtl w:val="0"/>
+        </w:rPr>
       </w:r>
     </w:p>
     <w:p>
@@ -1390,7 +1442,6 @@
         <w:ind w:left="720" w:right="0" w:hanging="360"/>
         <w:jc w:val="left"/>
         <w:rPr>
-          <w:rFonts w:ascii="Montserrat" w:cs="Montserrat" w:eastAsia="Montserrat" w:hAnsi="Montserrat"/>
           <w:i w:val="0"/>
           <w:smallCaps w:val="0"/>
           <w:strike w:val="0"/>
@@ -1416,6 +1467,11 @@
           <w:rtl w:val="0"/>
         </w:rPr>
         <w:t xml:space="preserve">Acted as interim manager for six months, overseeing team workflows, providing guidance, and ensuring consistent project progress.</w:t>
+      </w:r>
+      <w:r>
+        <w:rPr>
+          <w:rtl w:val="0"/>
+        </w:rPr>
       </w:r>
     </w:p>
     <w:p>
@@ -1440,7 +1496,6 @@
         <w:ind w:left="720" w:right="0" w:hanging="360"/>
         <w:jc w:val="left"/>
         <w:rPr>
-          <w:rFonts w:ascii="Montserrat" w:cs="Montserrat" w:eastAsia="Montserrat" w:hAnsi="Montserrat"/>
           <w:i w:val="0"/>
           <w:smallCaps w:val="0"/>
           <w:strike w:val="0"/>
@@ -1466,6 +1521,11 @@
           <w:rtl w:val="0"/>
         </w:rPr>
         <w:t xml:space="preserve">Modularized an oversized routes file into smaller components, improving codebase structure and maintenance.</w:t>
+      </w:r>
+      <w:r>
+        <w:rPr>
+          <w:rtl w:val="0"/>
+        </w:rPr>
       </w:r>
     </w:p>
     <w:p>
@@ -1490,7 +1550,6 @@
         <w:ind w:left="720" w:right="0" w:hanging="360"/>
         <w:jc w:val="left"/>
         <w:rPr>
-          <w:rFonts w:ascii="Montserrat" w:cs="Montserrat" w:eastAsia="Montserrat" w:hAnsi="Montserrat"/>
           <w:i w:val="0"/>
           <w:smallCaps w:val="0"/>
           <w:strike w:val="0"/>
@@ -1516,6 +1575,11 @@
           <w:rtl w:val="0"/>
         </w:rPr>
         <w:t xml:space="preserve">Served as lead point of contact for external collaborators, driving alignment and keeping workstreams on track.</w:t>
+      </w:r>
+      <w:r>
+        <w:rPr>
+          <w:rtl w:val="0"/>
+        </w:rPr>
       </w:r>
     </w:p>
     <w:p>
@@ -1540,7 +1604,6 @@
         <w:ind w:left="720" w:right="0" w:hanging="360"/>
         <w:jc w:val="left"/>
         <w:rPr>
-          <w:rFonts w:ascii="Montserrat" w:cs="Montserrat" w:eastAsia="Montserrat" w:hAnsi="Montserrat"/>
           <w:i w:val="0"/>
           <w:smallCaps w:val="0"/>
           <w:strike w:val="0"/>
@@ -1566,6 +1629,11 @@
           <w:rtl w:val="0"/>
         </w:rPr>
         <w:t xml:space="preserve">Assisted in transitioning GitHub’s broader community to the Discussions platform, helping scale engagement and adoption.</w:t>
+      </w:r>
+      <w:r>
+        <w:rPr>
+          <w:rtl w:val="0"/>
+        </w:rPr>
       </w:r>
     </w:p>
     <w:p>
@@ -1677,7 +1745,6 @@
         <w:ind w:left="720" w:right="0" w:hanging="360"/>
         <w:jc w:val="left"/>
         <w:rPr>
-          <w:rFonts w:ascii="Montserrat" w:cs="Montserrat" w:eastAsia="Montserrat" w:hAnsi="Montserrat"/>
           <w:i w:val="0"/>
           <w:smallCaps w:val="0"/>
           <w:strike w:val="0"/>
@@ -1703,6 +1770,11 @@
           <w:rtl w:val="0"/>
         </w:rPr>
         <w:t xml:space="preserve">Developed a collaborative shopping feature in partnership with an influencer, enabling shared client engagement.</w:t>
+      </w:r>
+      <w:r>
+        <w:rPr>
+          <w:rtl w:val="0"/>
+        </w:rPr>
       </w:r>
     </w:p>
     <w:p>
@@ -1727,7 +1799,6 @@
         <w:ind w:left="720" w:right="0" w:hanging="360"/>
         <w:jc w:val="left"/>
         <w:rPr>
-          <w:rFonts w:ascii="Montserrat" w:cs="Montserrat" w:eastAsia="Montserrat" w:hAnsi="Montserrat"/>
           <w:i w:val="0"/>
           <w:smallCaps w:val="0"/>
           <w:strike w:val="0"/>
@@ -1753,6 +1824,11 @@
           <w:rtl w:val="0"/>
         </w:rPr>
         <w:t xml:space="preserve">Built dynamic shopping experiences tailored to individual client preferences, improving user interaction and satisfaction.</w:t>
+      </w:r>
+      <w:r>
+        <w:rPr>
+          <w:rtl w:val="0"/>
+        </w:rPr>
       </w:r>
     </w:p>
     <w:p>
@@ -1777,7 +1853,6 @@
         <w:ind w:left="720" w:right="0" w:hanging="360"/>
         <w:jc w:val="left"/>
         <w:rPr>
-          <w:rFonts w:ascii="Montserrat" w:cs="Montserrat" w:eastAsia="Montserrat" w:hAnsi="Montserrat"/>
           <w:i w:val="0"/>
           <w:smallCaps w:val="0"/>
           <w:strike w:val="0"/>
@@ -1804,8 +1879,13 @@
         </w:rPr>
         <w:t xml:space="preserve">Enhanced the direct purchase platform to support broader product discovery and increase conversion opportunities.</w:t>
       </w:r>
-    </w:p>
-    <w:bookmarkStart w:colFirst="0" w:colLast="0" w:name="nmnjisjg368l" w:id="7"/>
+      <w:r>
+        <w:rPr>
+          <w:rtl w:val="0"/>
+        </w:rPr>
+      </w:r>
+    </w:p>
+    <w:bookmarkStart w:colFirst="0" w:colLast="0" w:name="t39zis5ah2sa" w:id="7"/>
     <w:bookmarkEnd w:id="7"/>
     <w:p>
       <w:pPr>
@@ -1821,7 +1901,7 @@
           <w:szCs w:val="20"/>
         </w:rPr>
       </w:pPr>
-      <w:bookmarkStart w:colFirst="0" w:colLast="0" w:name="_i8fafffr44ei" w:id="8"/>
+      <w:bookmarkStart w:colFirst="0" w:colLast="0" w:name="_u5yx5j2lvkn1" w:id="8"/>
       <w:bookmarkEnd w:id="8"/>
       <w:r>
         <w:rPr>
@@ -1907,7 +1987,6 @@
         <w:ind w:left="720" w:right="0" w:hanging="360"/>
         <w:jc w:val="left"/>
         <w:rPr>
-          <w:rFonts w:ascii="Montserrat" w:cs="Montserrat" w:eastAsia="Montserrat" w:hAnsi="Montserrat"/>
           <w:i w:val="0"/>
           <w:smallCaps w:val="0"/>
           <w:strike w:val="0"/>
@@ -1933,6 +2012,11 @@
           <w:rtl w:val="0"/>
         </w:rPr>
         <w:t xml:space="preserve">Investigated and closed security and abuse vulnerabilities in legacy systems to improve user safety across the platform.</w:t>
+      </w:r>
+      <w:r>
+        <w:rPr>
+          <w:rtl w:val="0"/>
+        </w:rPr>
       </w:r>
     </w:p>
     <w:p>
@@ -1957,7 +2041,6 @@
         <w:ind w:left="720" w:right="0" w:hanging="360"/>
         <w:jc w:val="left"/>
         <w:rPr>
-          <w:rFonts w:ascii="Montserrat" w:cs="Montserrat" w:eastAsia="Montserrat" w:hAnsi="Montserrat"/>
           <w:i w:val="0"/>
           <w:smallCaps w:val="0"/>
           <w:strike w:val="0"/>
@@ -1983,6 +2066,11 @@
           <w:rtl w:val="0"/>
         </w:rPr>
         <w:t xml:space="preserve">Implemented edit history for Pull Requests, Issues, and comments, allowing users to track content changes and accountability.</w:t>
+      </w:r>
+      <w:r>
+        <w:rPr>
+          <w:rtl w:val="0"/>
+        </w:rPr>
       </w:r>
     </w:p>
     <w:p>
@@ -2007,7 +2095,6 @@
         <w:ind w:left="720" w:right="0" w:hanging="360"/>
         <w:jc w:val="both"/>
         <w:rPr>
-          <w:rFonts w:ascii="Montserrat" w:cs="Montserrat" w:eastAsia="Montserrat" w:hAnsi="Montserrat"/>
           <w:i w:val="0"/>
           <w:smallCaps w:val="0"/>
           <w:strike w:val="0"/>
@@ -2033,6 +2120,11 @@
           <w:rtl w:val="0"/>
         </w:rPr>
         <w:t xml:space="preserve">Partnered with product and engineering teams to proactively assess and mitigate potential abuse risks in upcoming features.</w:t>
+      </w:r>
+      <w:r>
+        <w:rPr>
+          <w:rtl w:val="0"/>
+        </w:rPr>
       </w:r>
     </w:p>
     <w:p>
@@ -2153,7 +2245,6 @@
         <w:ind w:left="720" w:right="0" w:hanging="360"/>
         <w:jc w:val="left"/>
         <w:rPr>
-          <w:rFonts w:ascii="Montserrat" w:cs="Montserrat" w:eastAsia="Montserrat" w:hAnsi="Montserrat"/>
           <w:i w:val="0"/>
           <w:smallCaps w:val="0"/>
           <w:strike w:val="0"/>
@@ -2179,6 +2270,11 @@
           <w:rtl w:val="0"/>
         </w:rPr>
         <w:t xml:space="preserve">Built and launched the company’s largest online community for e-learning professionals, fostering knowledge sharing and engagement.</w:t>
+      </w:r>
+      <w:r>
+        <w:rPr>
+          <w:rtl w:val="0"/>
+        </w:rPr>
       </w:r>
     </w:p>
     <w:p>
@@ -2203,7 +2299,6 @@
         <w:ind w:left="720" w:right="0" w:hanging="360"/>
         <w:jc w:val="left"/>
         <w:rPr>
-          <w:rFonts w:ascii="Montserrat" w:cs="Montserrat" w:eastAsia="Montserrat" w:hAnsi="Montserrat"/>
           <w:i w:val="0"/>
           <w:smallCaps w:val="0"/>
           <w:strike w:val="0"/>
@@ -2236,7 +2331,7 @@
         </w:rPr>
       </w:r>
     </w:p>
-    <w:bookmarkStart w:colFirst="0" w:colLast="0" w:name="49cfjqkfuboy" w:id="9"/>
+    <w:bookmarkStart w:colFirst="0" w:colLast="0" w:name="b23puc9tm120" w:id="9"/>
     <w:bookmarkEnd w:id="9"/>
     <w:p>
       <w:pPr>
@@ -2254,7 +2349,7 @@
         <w:t xml:space="preserve">Earlier experience</w:t>
       </w:r>
     </w:p>
-    <w:bookmarkStart w:colFirst="0" w:colLast="0" w:name="uwwfmqds18f4" w:id="10"/>
+    <w:bookmarkStart w:colFirst="0" w:colLast="0" w:name="s1uyy49klezv" w:id="10"/>
     <w:bookmarkEnd w:id="10"/>
     <w:p>
       <w:pPr>
@@ -2348,7 +2443,7 @@
           <w:szCs w:val="20"/>
         </w:rPr>
       </w:pPr>
-      <w:bookmarkStart w:colFirst="0" w:colLast="0" w:name="_byf9vz2xjstr" w:id="11"/>
+      <w:bookmarkStart w:colFirst="0" w:colLast="0" w:name="_tvojw1m6ron" w:id="11"/>
       <w:bookmarkEnd w:id="11"/>
       <w:r>
         <w:rPr>
@@ -2637,11 +2732,11 @@
         <w:r>
           <w:rPr>
             <w:rFonts w:ascii="Montserrat" w:cs="Montserrat" w:eastAsia="Montserrat" w:hAnsi="Montserrat"/>
-            <w:color w:val="0563c1"/>
+            <w:color w:val="1155cc"/>
             <w:u w:val="single"/>
             <w:rtl w:val="0"/>
           </w:rPr>
-          <w:t xml:space="preserve">Watch: "Hacking Hardware for Fun"</w:t>
+          <w:t xml:space="preserve">Anti-oppression 101</w:t>
         </w:r>
       </w:hyperlink>
       <w:r>
